--- a/Индикатор 7-seg.docx
+++ b/Индикатор 7-seg.docx
@@ -230,6 +230,8 @@
               </w:rPr>
               <w:t>109</w:t>
             </w:r>
+            <w:bookmarkStart w:id="0" w:name="_GoBack"/>
+            <w:bookmarkEnd w:id="0"/>
           </w:p>
         </w:tc>
       </w:tr>
@@ -5118,24 +5120,433 @@
           </w:p>
         </w:tc>
       </w:tr>
+      <w:tr>
+        <w:trPr>
+          <w:tblCellSpacing w:w="0" w:type="dxa"/>
+          <w:jc w:val="center"/>
+        </w:trPr>
+        <w:tc>
+          <w:tcPr>
+            <w:tcW w:w="1372" w:type="dxa"/>
+            <w:tcBorders>
+              <w:top w:val="outset" w:sz="6" w:space="0" w:color="auto"/>
+              <w:left w:val="outset" w:sz="6" w:space="0" w:color="auto"/>
+              <w:bottom w:val="outset" w:sz="6" w:space="0" w:color="auto"/>
+              <w:right w:val="outset" w:sz="6" w:space="0" w:color="auto"/>
+            </w:tcBorders>
+            <w:vAlign w:val="center"/>
+          </w:tcPr>
+          <w:p>
+            <w:pPr>
+              <w:spacing w:after="0" w:line="240" w:lineRule="auto"/>
+              <w:jc w:val="center"/>
+              <w:rPr>
+                <w:rFonts w:ascii="Times New Roman" w:eastAsia="Times New Roman" w:hAnsi="Times New Roman" w:cs="Times New Roman"/>
+                <w:b/>
+                <w:bCs/>
+                <w:sz w:val="24"/>
+                <w:szCs w:val="24"/>
+                <w:lang w:val="en-US" w:eastAsia="ru-RU"/>
+              </w:rPr>
+            </w:pPr>
+            <w:r>
+              <w:rPr>
+                <w:rFonts w:ascii="Times New Roman" w:eastAsia="Times New Roman" w:hAnsi="Times New Roman" w:cs="Times New Roman"/>
+                <w:b/>
+                <w:bCs/>
+                <w:sz w:val="24"/>
+                <w:szCs w:val="24"/>
+                <w:lang w:val="en-US" w:eastAsia="ru-RU"/>
+              </w:rPr>
+              <w:t>E</w:t>
+            </w:r>
+          </w:p>
+        </w:tc>
+        <w:tc>
+          <w:tcPr>
+            <w:tcW w:w="720" w:type="dxa"/>
+            <w:tcBorders>
+              <w:top w:val="outset" w:sz="6" w:space="0" w:color="auto"/>
+              <w:left w:val="outset" w:sz="6" w:space="0" w:color="auto"/>
+              <w:bottom w:val="outset" w:sz="6" w:space="0" w:color="auto"/>
+              <w:right w:val="outset" w:sz="6" w:space="0" w:color="auto"/>
+            </w:tcBorders>
+            <w:vAlign w:val="center"/>
+          </w:tcPr>
+          <w:p>
+            <w:pPr>
+              <w:spacing w:after="0" w:line="240" w:lineRule="auto"/>
+              <w:jc w:val="center"/>
+              <w:rPr>
+                <w:rFonts w:ascii="Times New Roman" w:eastAsia="Times New Roman" w:hAnsi="Times New Roman" w:cs="Times New Roman"/>
+                <w:sz w:val="24"/>
+                <w:szCs w:val="24"/>
+                <w:lang w:val="en-US" w:eastAsia="ru-RU"/>
+              </w:rPr>
+            </w:pPr>
+            <w:r>
+              <w:rPr>
+                <w:rFonts w:ascii="Times New Roman" w:eastAsia="Times New Roman" w:hAnsi="Times New Roman" w:cs="Times New Roman"/>
+                <w:sz w:val="24"/>
+                <w:szCs w:val="24"/>
+                <w:lang w:val="en-US" w:eastAsia="ru-RU"/>
+              </w:rPr>
+              <w:t>1</w:t>
+            </w:r>
+          </w:p>
+        </w:tc>
+        <w:tc>
+          <w:tcPr>
+            <w:tcW w:w="720" w:type="dxa"/>
+            <w:tcBorders>
+              <w:top w:val="outset" w:sz="6" w:space="0" w:color="auto"/>
+              <w:left w:val="outset" w:sz="6" w:space="0" w:color="auto"/>
+              <w:bottom w:val="outset" w:sz="6" w:space="0" w:color="auto"/>
+              <w:right w:val="outset" w:sz="6" w:space="0" w:color="auto"/>
+            </w:tcBorders>
+            <w:vAlign w:val="center"/>
+          </w:tcPr>
+          <w:p>
+            <w:pPr>
+              <w:spacing w:after="0" w:line="240" w:lineRule="auto"/>
+              <w:jc w:val="center"/>
+              <w:rPr>
+                <w:rFonts w:ascii="Times New Roman" w:eastAsia="Times New Roman" w:hAnsi="Times New Roman" w:cs="Times New Roman"/>
+                <w:sz w:val="24"/>
+                <w:szCs w:val="24"/>
+                <w:lang w:val="en-US" w:eastAsia="ru-RU"/>
+              </w:rPr>
+            </w:pPr>
+            <w:r>
+              <w:rPr>
+                <w:rFonts w:ascii="Times New Roman" w:eastAsia="Times New Roman" w:hAnsi="Times New Roman" w:cs="Times New Roman"/>
+                <w:sz w:val="24"/>
+                <w:szCs w:val="24"/>
+                <w:lang w:val="en-US" w:eastAsia="ru-RU"/>
+              </w:rPr>
+              <w:t>1</w:t>
+            </w:r>
+          </w:p>
+        </w:tc>
+        <w:tc>
+          <w:tcPr>
+            <w:tcW w:w="720" w:type="dxa"/>
+            <w:tcBorders>
+              <w:top w:val="outset" w:sz="6" w:space="0" w:color="auto"/>
+              <w:left w:val="outset" w:sz="6" w:space="0" w:color="auto"/>
+              <w:bottom w:val="outset" w:sz="6" w:space="0" w:color="auto"/>
+              <w:right w:val="outset" w:sz="6" w:space="0" w:color="auto"/>
+            </w:tcBorders>
+            <w:vAlign w:val="center"/>
+          </w:tcPr>
+          <w:p>
+            <w:pPr>
+              <w:spacing w:after="0" w:line="240" w:lineRule="auto"/>
+              <w:jc w:val="center"/>
+              <w:rPr>
+                <w:rFonts w:ascii="Times New Roman" w:eastAsia="Times New Roman" w:hAnsi="Times New Roman" w:cs="Times New Roman"/>
+                <w:sz w:val="24"/>
+                <w:szCs w:val="24"/>
+                <w:lang w:val="en-US" w:eastAsia="ru-RU"/>
+              </w:rPr>
+            </w:pPr>
+            <w:r>
+              <w:rPr>
+                <w:rFonts w:ascii="Times New Roman" w:eastAsia="Times New Roman" w:hAnsi="Times New Roman" w:cs="Times New Roman"/>
+                <w:sz w:val="24"/>
+                <w:szCs w:val="24"/>
+                <w:lang w:val="en-US" w:eastAsia="ru-RU"/>
+              </w:rPr>
+              <w:t>1</w:t>
+            </w:r>
+          </w:p>
+        </w:tc>
+        <w:tc>
+          <w:tcPr>
+            <w:tcW w:w="720" w:type="dxa"/>
+            <w:tcBorders>
+              <w:top w:val="outset" w:sz="6" w:space="0" w:color="auto"/>
+              <w:left w:val="outset" w:sz="6" w:space="0" w:color="auto"/>
+              <w:bottom w:val="outset" w:sz="6" w:space="0" w:color="auto"/>
+              <w:right w:val="outset" w:sz="6" w:space="0" w:color="auto"/>
+            </w:tcBorders>
+            <w:vAlign w:val="center"/>
+          </w:tcPr>
+          <w:p>
+            <w:pPr>
+              <w:spacing w:after="0" w:line="240" w:lineRule="auto"/>
+              <w:jc w:val="center"/>
+              <w:rPr>
+                <w:rFonts w:ascii="Times New Roman" w:eastAsia="Times New Roman" w:hAnsi="Times New Roman" w:cs="Times New Roman"/>
+                <w:sz w:val="24"/>
+                <w:szCs w:val="24"/>
+                <w:lang w:val="en-US" w:eastAsia="ru-RU"/>
+              </w:rPr>
+            </w:pPr>
+            <w:r>
+              <w:rPr>
+                <w:rFonts w:ascii="Times New Roman" w:eastAsia="Times New Roman" w:hAnsi="Times New Roman" w:cs="Times New Roman"/>
+                <w:sz w:val="24"/>
+                <w:szCs w:val="24"/>
+                <w:lang w:val="en-US" w:eastAsia="ru-RU"/>
+              </w:rPr>
+              <w:t>0</w:t>
+            </w:r>
+          </w:p>
+        </w:tc>
+        <w:tc>
+          <w:tcPr>
+            <w:tcW w:w="720" w:type="dxa"/>
+            <w:tcBorders>
+              <w:top w:val="outset" w:sz="6" w:space="0" w:color="auto"/>
+              <w:left w:val="outset" w:sz="6" w:space="0" w:color="auto"/>
+              <w:bottom w:val="outset" w:sz="6" w:space="0" w:color="auto"/>
+              <w:right w:val="outset" w:sz="6" w:space="0" w:color="auto"/>
+            </w:tcBorders>
+            <w:vAlign w:val="center"/>
+          </w:tcPr>
+          <w:p>
+            <w:pPr>
+              <w:spacing w:after="0" w:line="240" w:lineRule="auto"/>
+              <w:jc w:val="center"/>
+              <w:rPr>
+                <w:rFonts w:ascii="Times New Roman" w:eastAsia="Times New Roman" w:hAnsi="Times New Roman" w:cs="Times New Roman"/>
+                <w:sz w:val="24"/>
+                <w:szCs w:val="24"/>
+                <w:lang w:val="en-US" w:eastAsia="ru-RU"/>
+              </w:rPr>
+            </w:pPr>
+            <w:r>
+              <w:rPr>
+                <w:rFonts w:ascii="Times New Roman" w:eastAsia="Times New Roman" w:hAnsi="Times New Roman" w:cs="Times New Roman"/>
+                <w:sz w:val="24"/>
+                <w:szCs w:val="24"/>
+                <w:lang w:val="en-US" w:eastAsia="ru-RU"/>
+              </w:rPr>
+              <w:t>1</w:t>
+            </w:r>
+          </w:p>
+        </w:tc>
+        <w:tc>
+          <w:tcPr>
+            <w:tcW w:w="720" w:type="dxa"/>
+            <w:tcBorders>
+              <w:top w:val="outset" w:sz="6" w:space="0" w:color="auto"/>
+              <w:left w:val="outset" w:sz="6" w:space="0" w:color="auto"/>
+              <w:bottom w:val="outset" w:sz="6" w:space="0" w:color="auto"/>
+              <w:right w:val="outset" w:sz="6" w:space="0" w:color="auto"/>
+            </w:tcBorders>
+            <w:vAlign w:val="center"/>
+          </w:tcPr>
+          <w:p>
+            <w:pPr>
+              <w:spacing w:after="0" w:line="240" w:lineRule="auto"/>
+              <w:jc w:val="center"/>
+              <w:rPr>
+                <w:rFonts w:ascii="Times New Roman" w:eastAsia="Times New Roman" w:hAnsi="Times New Roman" w:cs="Times New Roman"/>
+                <w:sz w:val="24"/>
+                <w:szCs w:val="24"/>
+                <w:lang w:val="en-US" w:eastAsia="ru-RU"/>
+              </w:rPr>
+            </w:pPr>
+            <w:r>
+              <w:rPr>
+                <w:rFonts w:ascii="Times New Roman" w:eastAsia="Times New Roman" w:hAnsi="Times New Roman" w:cs="Times New Roman"/>
+                <w:sz w:val="24"/>
+                <w:szCs w:val="24"/>
+                <w:lang w:val="en-US" w:eastAsia="ru-RU"/>
+              </w:rPr>
+              <w:t>0</w:t>
+            </w:r>
+          </w:p>
+        </w:tc>
+        <w:tc>
+          <w:tcPr>
+            <w:tcW w:w="720" w:type="dxa"/>
+            <w:tcBorders>
+              <w:top w:val="outset" w:sz="6" w:space="0" w:color="auto"/>
+              <w:left w:val="outset" w:sz="6" w:space="0" w:color="auto"/>
+              <w:bottom w:val="outset" w:sz="6" w:space="0" w:color="auto"/>
+              <w:right w:val="outset" w:sz="6" w:space="0" w:color="auto"/>
+            </w:tcBorders>
+            <w:vAlign w:val="center"/>
+          </w:tcPr>
+          <w:p>
+            <w:pPr>
+              <w:spacing w:after="0" w:line="240" w:lineRule="auto"/>
+              <w:jc w:val="center"/>
+              <w:rPr>
+                <w:rFonts w:ascii="Times New Roman" w:eastAsia="Times New Roman" w:hAnsi="Times New Roman" w:cs="Times New Roman"/>
+                <w:sz w:val="24"/>
+                <w:szCs w:val="24"/>
+                <w:lang w:val="en-US" w:eastAsia="ru-RU"/>
+              </w:rPr>
+            </w:pPr>
+            <w:r>
+              <w:rPr>
+                <w:rFonts w:ascii="Times New Roman" w:eastAsia="Times New Roman" w:hAnsi="Times New Roman" w:cs="Times New Roman"/>
+                <w:sz w:val="24"/>
+                <w:szCs w:val="24"/>
+                <w:lang w:val="en-US" w:eastAsia="ru-RU"/>
+              </w:rPr>
+              <w:t>0</w:t>
+            </w:r>
+          </w:p>
+        </w:tc>
+        <w:tc>
+          <w:tcPr>
+            <w:tcW w:w="720" w:type="dxa"/>
+            <w:tcBorders>
+              <w:top w:val="outset" w:sz="6" w:space="0" w:color="auto"/>
+              <w:left w:val="outset" w:sz="6" w:space="0" w:color="auto"/>
+              <w:bottom w:val="outset" w:sz="6" w:space="0" w:color="auto"/>
+              <w:right w:val="outset" w:sz="6" w:space="0" w:color="auto"/>
+            </w:tcBorders>
+            <w:vAlign w:val="center"/>
+          </w:tcPr>
+          <w:p>
+            <w:pPr>
+              <w:spacing w:after="0" w:line="240" w:lineRule="auto"/>
+              <w:jc w:val="center"/>
+              <w:rPr>
+                <w:rFonts w:ascii="Times New Roman" w:eastAsia="Times New Roman" w:hAnsi="Times New Roman" w:cs="Times New Roman"/>
+                <w:sz w:val="24"/>
+                <w:szCs w:val="24"/>
+                <w:lang w:val="en-US" w:eastAsia="ru-RU"/>
+              </w:rPr>
+            </w:pPr>
+            <w:r>
+              <w:rPr>
+                <w:rFonts w:ascii="Times New Roman" w:eastAsia="Times New Roman" w:hAnsi="Times New Roman" w:cs="Times New Roman"/>
+                <w:sz w:val="24"/>
+                <w:szCs w:val="24"/>
+                <w:lang w:val="en-US" w:eastAsia="ru-RU"/>
+              </w:rPr>
+              <w:t>1</w:t>
+            </w:r>
+          </w:p>
+        </w:tc>
+        <w:tc>
+          <w:tcPr>
+            <w:tcW w:w="720" w:type="dxa"/>
+            <w:tcBorders>
+              <w:top w:val="outset" w:sz="6" w:space="0" w:color="auto"/>
+              <w:left w:val="outset" w:sz="6" w:space="0" w:color="auto"/>
+              <w:bottom w:val="outset" w:sz="6" w:space="0" w:color="auto"/>
+              <w:right w:val="outset" w:sz="6" w:space="0" w:color="auto"/>
+            </w:tcBorders>
+            <w:vAlign w:val="center"/>
+          </w:tcPr>
+          <w:p>
+            <w:pPr>
+              <w:spacing w:after="0" w:line="240" w:lineRule="auto"/>
+              <w:jc w:val="center"/>
+              <w:rPr>
+                <w:rFonts w:ascii="Times New Roman" w:eastAsia="Times New Roman" w:hAnsi="Times New Roman" w:cs="Times New Roman"/>
+                <w:sz w:val="24"/>
+                <w:szCs w:val="24"/>
+                <w:lang w:val="en-US" w:eastAsia="ru-RU"/>
+              </w:rPr>
+            </w:pPr>
+            <w:r>
+              <w:rPr>
+                <w:rFonts w:ascii="Times New Roman" w:eastAsia="Times New Roman" w:hAnsi="Times New Roman" w:cs="Times New Roman"/>
+                <w:sz w:val="24"/>
+                <w:szCs w:val="24"/>
+                <w:lang w:val="en-US" w:eastAsia="ru-RU"/>
+              </w:rPr>
+              <w:t>1</w:t>
+            </w:r>
+          </w:p>
+        </w:tc>
+        <w:tc>
+          <w:tcPr>
+            <w:tcW w:w="720" w:type="dxa"/>
+            <w:tcBorders>
+              <w:top w:val="outset" w:sz="6" w:space="0" w:color="auto"/>
+              <w:left w:val="outset" w:sz="6" w:space="0" w:color="auto"/>
+              <w:bottom w:val="outset" w:sz="6" w:space="0" w:color="auto"/>
+              <w:right w:val="outset" w:sz="6" w:space="0" w:color="auto"/>
+            </w:tcBorders>
+            <w:vAlign w:val="center"/>
+          </w:tcPr>
+          <w:p>
+            <w:pPr>
+              <w:spacing w:after="0" w:line="240" w:lineRule="auto"/>
+              <w:jc w:val="center"/>
+              <w:rPr>
+                <w:rFonts w:ascii="Times New Roman" w:eastAsia="Times New Roman" w:hAnsi="Times New Roman" w:cs="Times New Roman"/>
+                <w:sz w:val="24"/>
+                <w:szCs w:val="24"/>
+                <w:lang w:val="en-US" w:eastAsia="ru-RU"/>
+              </w:rPr>
+            </w:pPr>
+            <w:r>
+              <w:rPr>
+                <w:rFonts w:ascii="Times New Roman" w:eastAsia="Times New Roman" w:hAnsi="Times New Roman" w:cs="Times New Roman"/>
+                <w:sz w:val="24"/>
+                <w:szCs w:val="24"/>
+                <w:lang w:val="en-US" w:eastAsia="ru-RU"/>
+              </w:rPr>
+              <w:t>1</w:t>
+            </w:r>
+          </w:p>
+        </w:tc>
+        <w:tc>
+          <w:tcPr>
+            <w:tcW w:w="720" w:type="dxa"/>
+            <w:tcBorders>
+              <w:top w:val="outset" w:sz="6" w:space="0" w:color="auto"/>
+              <w:left w:val="outset" w:sz="6" w:space="0" w:color="auto"/>
+              <w:bottom w:val="outset" w:sz="6" w:space="0" w:color="auto"/>
+              <w:right w:val="outset" w:sz="6" w:space="0" w:color="auto"/>
+            </w:tcBorders>
+            <w:vAlign w:val="center"/>
+          </w:tcPr>
+          <w:p>
+            <w:pPr>
+              <w:spacing w:after="0" w:line="240" w:lineRule="auto"/>
+              <w:jc w:val="center"/>
+              <w:rPr>
+                <w:rFonts w:ascii="Times New Roman" w:eastAsia="Times New Roman" w:hAnsi="Times New Roman" w:cs="Times New Roman"/>
+                <w:sz w:val="24"/>
+                <w:szCs w:val="24"/>
+                <w:lang w:val="en-US" w:eastAsia="ru-RU"/>
+              </w:rPr>
+            </w:pPr>
+            <w:r>
+              <w:rPr>
+                <w:rFonts w:ascii="Times New Roman" w:eastAsia="Times New Roman" w:hAnsi="Times New Roman" w:cs="Times New Roman"/>
+                <w:sz w:val="24"/>
+                <w:szCs w:val="24"/>
+                <w:lang w:val="en-US" w:eastAsia="ru-RU"/>
+              </w:rPr>
+              <w:t>1</w:t>
+            </w:r>
+          </w:p>
+        </w:tc>
+      </w:tr>
     </w:tbl>
     <w:p>
       <w:pPr>
+        <w:tabs>
+          <w:tab w:val="left" w:pos="2370"/>
+        </w:tabs>
         <w:jc w:val="both"/>
+        <w:rPr>
+          <w:lang w:val="en-US"/>
+        </w:rPr>
       </w:pPr>
+      <w:r>
+        <w:t>Для функции Е:</w:t>
+      </w:r>
     </w:p>
     <w:p>
       <w:pPr>
         <w:jc w:val="both"/>
       </w:pPr>
       <w:r>
-        <w:t>Для ф</w:t>
-      </w:r>
-      <w:r>
-        <w:t>ункции</w:t>
-      </w:r>
-      <w:r>
-        <w:t xml:space="preserve"> </w:t>
+        <w:t xml:space="preserve">Для функции </w:t>
       </w:r>
       <w:r>
         <w:rPr>
@@ -5170,10 +5581,7 @@
         <w:t>¬</w:t>
       </w:r>
       <w:r>
-        <w:t xml:space="preserve"> (</w:t>
-      </w:r>
-      <w:r>
-        <w:t>(</w:t>
+        <w:t xml:space="preserve"> ((</w:t>
       </w:r>
       <w:r>
         <w:rPr>
@@ -5232,19 +5640,7 @@
         <w:rPr>
           <w:rFonts w:ascii="Times New Roman" w:hAnsi="Times New Roman" w:cs="Times New Roman"/>
         </w:rPr>
-        <w:t xml:space="preserve">4+ </w:t>
-      </w:r>
-      <w:r>
-        <w:rPr>
-          <w:rFonts w:ascii="Times New Roman" w:hAnsi="Times New Roman" w:cs="Times New Roman"/>
-        </w:rPr>
-        <w:t>¬</w:t>
-      </w:r>
-      <w:r>
-        <w:rPr>
-          <w:rFonts w:ascii="Times New Roman" w:hAnsi="Times New Roman" w:cs="Times New Roman"/>
-        </w:rPr>
-        <w:t xml:space="preserve"> </w:t>
+        <w:t xml:space="preserve">4+ ¬ </w:t>
       </w:r>
       <w:r>
         <w:rPr>
@@ -5305,7 +5701,9 @@
     </w:p>
     <w:p>
       <w:pPr>
-        <w:rPr>
+        <w:jc w:val="both"/>
+        <w:rPr>
+          <w:rFonts w:ascii="Times New Roman" w:hAnsi="Times New Roman" w:cs="Times New Roman"/>
           <w:lang w:val="en-US"/>
         </w:rPr>
       </w:pPr>
@@ -5323,9 +5721,11 @@
         </w:rPr>
         <w:t xml:space="preserve"> = </w:t>
       </w:r>
+      <w:proofErr w:type="gramStart"/>
       <w:r>
         <w:rPr>
           <w:rFonts w:ascii="Times New Roman" w:hAnsi="Times New Roman" w:cs="Times New Roman"/>
+          <w:lang w:val="en-US"/>
         </w:rPr>
         <w:t>¬</w:t>
       </w:r>
@@ -5333,19 +5733,168 @@
         <w:rPr>
           <w:lang w:val="en-US"/>
         </w:rPr>
+        <w:t xml:space="preserve">  (</w:t>
+      </w:r>
+      <w:proofErr w:type="gramEnd"/>
+      <w:r>
+        <w:rPr>
+          <w:lang w:val="en-US"/>
+        </w:rPr>
+        <w:t>X</w:t>
+      </w:r>
+      <w:r>
+        <w:rPr>
+          <w:lang w:val="en-US"/>
+        </w:rPr>
+        <w:t xml:space="preserve">4+ </w:t>
+      </w:r>
+      <w:r>
+        <w:rPr>
+          <w:rFonts w:ascii="Times New Roman" w:hAnsi="Times New Roman" w:cs="Times New Roman"/>
+          <w:lang w:val="en-US"/>
+        </w:rPr>
+        <w:t xml:space="preserve">¬ </w:t>
+      </w:r>
+      <w:r>
+        <w:rPr>
+          <w:lang w:val="en-US"/>
+        </w:rPr>
+        <w:t>X</w:t>
+      </w:r>
+      <w:r>
+        <w:rPr>
+          <w:lang w:val="en-US"/>
+        </w:rPr>
+        <w:t>3+</w:t>
+      </w:r>
+      <w:r>
+        <w:rPr>
+          <w:lang w:val="en-US"/>
+        </w:rPr>
+        <w:t>X</w:t>
+      </w:r>
+      <w:r>
+        <w:rPr>
+          <w:lang w:val="en-US"/>
+        </w:rPr>
+        <w:t xml:space="preserve">2+ </w:t>
+      </w:r>
+      <w:r>
+        <w:rPr>
+          <w:rFonts w:ascii="Times New Roman" w:hAnsi="Times New Roman" w:cs="Times New Roman"/>
+          <w:lang w:val="en-US"/>
+        </w:rPr>
+        <w:t xml:space="preserve">¬ </w:t>
+      </w:r>
+      <w:r>
+        <w:rPr>
+          <w:lang w:val="en-US"/>
+        </w:rPr>
+        <w:t>X</w:t>
+      </w:r>
+      <w:r>
+        <w:rPr>
+          <w:lang w:val="en-US"/>
+        </w:rPr>
+        <w:t>1) * (</w:t>
+      </w:r>
+      <w:r>
+        <w:rPr>
+          <w:lang w:val="en-US"/>
+        </w:rPr>
+        <w:t>X</w:t>
+      </w:r>
+      <w:r>
+        <w:rPr>
+          <w:lang w:val="en-US"/>
+        </w:rPr>
+        <w:t xml:space="preserve">4+ </w:t>
+      </w:r>
+      <w:r>
+        <w:rPr>
+          <w:rFonts w:ascii="Times New Roman" w:hAnsi="Times New Roman" w:cs="Times New Roman"/>
+          <w:lang w:val="en-US"/>
+        </w:rPr>
+        <w:t xml:space="preserve">¬ </w:t>
+      </w:r>
+      <w:r>
+        <w:rPr>
+          <w:lang w:val="en-US"/>
+        </w:rPr>
+        <w:t>X</w:t>
+      </w:r>
+      <w:r>
+        <w:rPr>
+          <w:lang w:val="en-US"/>
+        </w:rPr>
+        <w:t xml:space="preserve">3+ </w:t>
+      </w:r>
+      <w:r>
+        <w:rPr>
+          <w:rFonts w:ascii="Times New Roman" w:hAnsi="Times New Roman" w:cs="Times New Roman"/>
+          <w:lang w:val="en-US"/>
+        </w:rPr>
+        <w:t xml:space="preserve">¬ </w:t>
+      </w:r>
+      <w:r>
+        <w:rPr>
+          <w:lang w:val="en-US"/>
+        </w:rPr>
+        <w:t>X</w:t>
+      </w:r>
+      <w:r>
+        <w:rPr>
+          <w:lang w:val="en-US"/>
+        </w:rPr>
+        <w:t>2+</w:t>
+      </w:r>
+      <w:r>
+        <w:rPr>
+          <w:lang w:val="en-US"/>
+        </w:rPr>
+        <w:t>X</w:t>
+      </w:r>
+      <w:r>
+        <w:rPr>
+          <w:lang w:val="en-US"/>
+        </w:rPr>
+        <w:t>1)</w:t>
+      </w:r>
+      <w:r>
+        <w:rPr>
+          <w:lang w:val="en-US"/>
+        </w:rPr>
+        <w:t>*</w:t>
+      </w:r>
+      <w:r>
+        <w:rPr>
+          <w:lang w:val="en-US"/>
+        </w:rPr>
+        <w:t xml:space="preserve"> </w:t>
+      </w:r>
+      <w:r>
+        <w:rPr>
+          <w:lang w:val="en-US"/>
+        </w:rPr>
+        <w:t>(</w:t>
+      </w:r>
+      <w:r>
+        <w:rPr>
+          <w:rFonts w:ascii="Times New Roman" w:hAnsi="Times New Roman" w:cs="Times New Roman"/>
+          <w:lang w:val="en-US"/>
+        </w:rPr>
         <w:t xml:space="preserve">  </w:t>
       </w:r>
-      <w:bookmarkStart w:id="0" w:name="_GoBack"/>
-      <w:bookmarkEnd w:id="0"/>
-      <w:r>
-        <w:rPr>
-          <w:lang w:val="en-US"/>
-        </w:rPr>
-        <w:t xml:space="preserve">(X4+ </w:t>
+      <w:r>
+        <w:rPr>
+          <w:lang w:val="en-US"/>
+        </w:rPr>
+        <w:t>X1+</w:t>
       </w:r>
       <w:r>
         <w:rPr>
           <w:rFonts w:ascii="Times New Roman" w:hAnsi="Times New Roman" w:cs="Times New Roman"/>
+          <w:lang w:val="en-US"/>
         </w:rPr>
         <w:t>¬</w:t>
       </w:r>
@@ -5354,13 +5903,145 @@
           <w:rFonts w:ascii="Times New Roman" w:hAnsi="Times New Roman" w:cs="Times New Roman"/>
           <w:lang w:val="en-US"/>
         </w:rPr>
+        <w:t>X2+</w:t>
+      </w:r>
+      <w:r>
+        <w:rPr>
+          <w:rFonts w:ascii="Times New Roman" w:hAnsi="Times New Roman" w:cs="Times New Roman"/>
+          <w:lang w:val="en-US"/>
+        </w:rPr>
+        <w:t>¬</w:t>
+      </w:r>
+      <w:r>
+        <w:rPr>
+          <w:rFonts w:ascii="Times New Roman" w:hAnsi="Times New Roman" w:cs="Times New Roman"/>
+          <w:lang w:val="en-US"/>
+        </w:rPr>
+        <w:t>X3+</w:t>
+      </w:r>
+      <w:r>
+        <w:rPr>
+          <w:rFonts w:ascii="Times New Roman" w:hAnsi="Times New Roman" w:cs="Times New Roman"/>
+          <w:lang w:val="en-US"/>
+        </w:rPr>
+        <w:t>¬</w:t>
+      </w:r>
+      <w:r>
+        <w:rPr>
+          <w:rFonts w:ascii="Times New Roman" w:hAnsi="Times New Roman" w:cs="Times New Roman"/>
+          <w:lang w:val="en-US"/>
+        </w:rPr>
+        <w:t>X4)</w:t>
+      </w:r>
+    </w:p>
+    <w:p>
+      <w:r>
+        <w:t xml:space="preserve">Для функции </w:t>
+      </w:r>
+      <w:r>
+        <w:rPr>
+          <w:lang w:val="en-US"/>
+        </w:rPr>
+        <w:t>c</w:t>
+      </w:r>
+      <w:r>
+        <w:t>:</w:t>
+      </w:r>
+    </w:p>
+    <w:p>
+      <w:pPr>
+        <w:jc w:val="both"/>
+        <w:rPr>
+          <w:rFonts w:ascii="Times New Roman" w:hAnsi="Times New Roman" w:cs="Times New Roman"/>
+        </w:rPr>
+      </w:pPr>
+      <w:r>
+        <w:rPr>
+          <w:rFonts w:ascii="Times New Roman" w:hAnsi="Times New Roman" w:cs="Times New Roman"/>
+          <w:lang w:val="en-US"/>
+        </w:rPr>
+        <w:t>c</w:t>
+      </w:r>
+      <w:r>
+        <w:rPr>
+          <w:rFonts w:ascii="Times New Roman" w:hAnsi="Times New Roman" w:cs="Times New Roman"/>
+        </w:rPr>
+        <w:t xml:space="preserve"> = </w:t>
+      </w:r>
+      <w:r>
+        <w:rPr>
+          <w:rFonts w:ascii="Times New Roman" w:hAnsi="Times New Roman" w:cs="Times New Roman"/>
+        </w:rPr>
+        <w:t>(</w:t>
+      </w:r>
+      <w:r>
+        <w:rPr>
+          <w:lang w:val="en-US"/>
+        </w:rPr>
+        <w:t>X</w:t>
+      </w:r>
+      <w:r>
+        <w:t>4+</w:t>
+      </w:r>
+      <w:r>
+        <w:rPr>
+          <w:lang w:val="en-US"/>
+        </w:rPr>
+        <w:t>X</w:t>
+      </w:r>
+      <w:r>
+        <w:t xml:space="preserve">3+ </w:t>
+      </w:r>
+      <w:r>
+        <w:rPr>
+          <w:rFonts w:ascii="Times New Roman" w:hAnsi="Times New Roman" w:cs="Times New Roman"/>
+        </w:rPr>
+        <w:t>¬</w:t>
+      </w:r>
+      <w:r>
+        <w:rPr>
+          <w:rFonts w:ascii="Times New Roman" w:hAnsi="Times New Roman" w:cs="Times New Roman"/>
+        </w:rPr>
         <w:t xml:space="preserve"> </w:t>
       </w:r>
       <w:r>
         <w:rPr>
           <w:lang w:val="en-US"/>
         </w:rPr>
-        <w:t xml:space="preserve">X3+X2+ </w:t>
+        <w:t>X</w:t>
+      </w:r>
+      <w:r>
+        <w:t>2+</w:t>
+      </w:r>
+      <w:r>
+        <w:rPr>
+          <w:lang w:val="en-US"/>
+        </w:rPr>
+        <w:t>X</w:t>
+      </w:r>
+      <w:r>
+        <w:t>1</w:t>
+      </w:r>
+      <w:r>
+        <w:t xml:space="preserve">)* </w:t>
+      </w:r>
+      <w:r>
+        <w:t>(</w:t>
+      </w:r>
+      <w:r>
+        <w:rPr>
+          <w:lang w:val="en-US"/>
+        </w:rPr>
+        <w:t>X</w:t>
+      </w:r>
+      <w:r>
+        <w:t>1+</w:t>
+      </w:r>
+      <w:r>
+        <w:rPr>
+          <w:lang w:val="en-US"/>
+        </w:rPr>
+        <w:t xml:space="preserve"> </w:t>
       </w:r>
       <w:r>
         <w:rPr>
@@ -5373,16 +6054,23 @@
           <w:rFonts w:ascii="Times New Roman" w:hAnsi="Times New Roman" w:cs="Times New Roman"/>
           <w:lang w:val="en-US"/>
         </w:rPr>
+        <w:t>X</w:t>
+      </w:r>
+      <w:r>
+        <w:rPr>
+          <w:rFonts w:ascii="Times New Roman" w:hAnsi="Times New Roman" w:cs="Times New Roman"/>
+        </w:rPr>
+        <w:t>2+</w:t>
+      </w:r>
+      <w:r>
+        <w:rPr>
+          <w:rFonts w:ascii="Times New Roman" w:hAnsi="Times New Roman" w:cs="Times New Roman"/>
+          <w:lang w:val="en-US"/>
+        </w:rPr>
         <w:t xml:space="preserve"> </w:t>
       </w:r>
       <w:r>
         <w:rPr>
-          <w:lang w:val="en-US"/>
-        </w:rPr>
-        <w:t xml:space="preserve">X1) * (X4+ </w:t>
-      </w:r>
-      <w:r>
-        <w:rPr>
           <w:rFonts w:ascii="Times New Roman" w:hAnsi="Times New Roman" w:cs="Times New Roman"/>
         </w:rPr>
         <w:t>¬</w:t>
@@ -5392,16 +6080,23 @@
           <w:rFonts w:ascii="Times New Roman" w:hAnsi="Times New Roman" w:cs="Times New Roman"/>
           <w:lang w:val="en-US"/>
         </w:rPr>
+        <w:t>X</w:t>
+      </w:r>
+      <w:r>
+        <w:rPr>
+          <w:rFonts w:ascii="Times New Roman" w:hAnsi="Times New Roman" w:cs="Times New Roman"/>
+        </w:rPr>
+        <w:t>3+</w:t>
+      </w:r>
+      <w:r>
+        <w:rPr>
+          <w:rFonts w:ascii="Times New Roman" w:hAnsi="Times New Roman" w:cs="Times New Roman"/>
+          <w:lang w:val="en-US"/>
+        </w:rPr>
         <w:t xml:space="preserve"> </w:t>
       </w:r>
       <w:r>
         <w:rPr>
-          <w:lang w:val="en-US"/>
-        </w:rPr>
-        <w:t xml:space="preserve">X3+ </w:t>
-      </w:r>
-      <w:r>
-        <w:rPr>
           <w:rFonts w:ascii="Times New Roman" w:hAnsi="Times New Roman" w:cs="Times New Roman"/>
         </w:rPr>
         <w:t>¬</w:t>
@@ -5411,19 +6106,13 @@
           <w:rFonts w:ascii="Times New Roman" w:hAnsi="Times New Roman" w:cs="Times New Roman"/>
           <w:lang w:val="en-US"/>
         </w:rPr>
-        <w:t xml:space="preserve"> </w:t>
-      </w:r>
-      <w:r>
-        <w:rPr>
-          <w:lang w:val="en-US"/>
-        </w:rPr>
-        <w:t>X2</w:t>
-      </w:r>
-      <w:r>
-        <w:rPr>
-          <w:lang w:val="en-US"/>
-        </w:rPr>
-        <w:t>+X1)</w:t>
+        <w:t>X</w:t>
+      </w:r>
+      <w:r>
+        <w:rPr>
+          <w:rFonts w:ascii="Times New Roman" w:hAnsi="Times New Roman" w:cs="Times New Roman"/>
+        </w:rPr>
+        <w:t>4)</w:t>
       </w:r>
     </w:p>
     <w:p>
@@ -5437,62 +6126,10 @@
         <w:rPr>
           <w:lang w:val="en-US"/>
         </w:rPr>
-        <w:t>c</w:t>
+        <w:t>d</w:t>
       </w:r>
       <w:r>
         <w:t>:</w:t>
-      </w:r>
-    </w:p>
-    <w:p>
-      <w:pPr>
-        <w:jc w:val="both"/>
-        <w:rPr>
-          <w:rFonts w:ascii="Times New Roman" w:hAnsi="Times New Roman" w:cs="Times New Roman"/>
-        </w:rPr>
-      </w:pPr>
-      <w:r>
-        <w:rPr>
-          <w:rFonts w:ascii="Times New Roman" w:hAnsi="Times New Roman" w:cs="Times New Roman"/>
-          <w:lang w:val="en-US"/>
-        </w:rPr>
-        <w:t>c</w:t>
-      </w:r>
-      <w:r>
-        <w:rPr>
-          <w:rFonts w:ascii="Times New Roman" w:hAnsi="Times New Roman" w:cs="Times New Roman"/>
-        </w:rPr>
-        <w:t xml:space="preserve"> = </w:t>
-      </w:r>
-      <w:r>
-        <w:rPr>
-          <w:lang w:val="en-US"/>
-        </w:rPr>
-        <w:t xml:space="preserve">X4+X3+ </w:t>
-      </w:r>
-      <w:r>
-        <w:rPr>
-          <w:rFonts w:ascii="Times New Roman" w:hAnsi="Times New Roman" w:cs="Times New Roman"/>
-        </w:rPr>
-        <w:t>¬</w:t>
-      </w:r>
-      <w:r>
-        <w:rPr>
-          <w:rFonts w:ascii="Times New Roman" w:hAnsi="Times New Roman" w:cs="Times New Roman"/>
-          <w:lang w:val="en-US"/>
-        </w:rPr>
-        <w:t xml:space="preserve"> </w:t>
-      </w:r>
-      <w:r>
-        <w:rPr>
-          <w:lang w:val="en-US"/>
-        </w:rPr>
-        <w:t>X2</w:t>
-      </w:r>
-      <w:r>
-        <w:rPr>
-          <w:lang w:val="en-US"/>
-        </w:rPr>
-        <w:t>+X1</w:t>
       </w:r>
     </w:p>
     <w:p>
@@ -5500,16 +6137,214 @@
         <w:jc w:val="both"/>
       </w:pPr>
       <w:r>
-        <w:t xml:space="preserve">Для функции </w:t>
-      </w:r>
-      <w:r>
         <w:rPr>
           <w:lang w:val="en-US"/>
         </w:rPr>
         <w:t>d</w:t>
       </w:r>
       <w:r>
-        <w:t>:</w:t>
+        <w:t xml:space="preserve"> =</w:t>
+      </w:r>
+      <w:r>
+        <w:t xml:space="preserve"> </w:t>
+      </w:r>
+      <w:r>
+        <w:rPr>
+          <w:rFonts w:ascii="Times New Roman" w:hAnsi="Times New Roman" w:cs="Times New Roman"/>
+        </w:rPr>
+        <w:t>¬</w:t>
+      </w:r>
+      <w:r>
+        <w:rPr>
+          <w:rFonts w:ascii="Times New Roman" w:hAnsi="Times New Roman" w:cs="Times New Roman"/>
+        </w:rPr>
+        <w:t xml:space="preserve"> </w:t>
+      </w:r>
+      <w:r>
+        <w:t>((</w:t>
+      </w:r>
+      <w:r>
+        <w:rPr>
+          <w:lang w:val="en-US"/>
+        </w:rPr>
+        <w:t>X</w:t>
+      </w:r>
+      <w:r>
+        <w:t>4+</w:t>
+      </w:r>
+      <w:r>
+        <w:rPr>
+          <w:lang w:val="en-US"/>
+        </w:rPr>
+        <w:t>X</w:t>
+      </w:r>
+      <w:r>
+        <w:t>3+</w:t>
+      </w:r>
+      <w:r>
+        <w:rPr>
+          <w:lang w:val="en-US"/>
+        </w:rPr>
+        <w:t>X</w:t>
+      </w:r>
+      <w:r>
+        <w:t>2+</w:t>
+      </w:r>
+      <w:r>
+        <w:t xml:space="preserve"> </w:t>
+      </w:r>
+      <w:r>
+        <w:rPr>
+          <w:rFonts w:ascii="Times New Roman" w:hAnsi="Times New Roman" w:cs="Times New Roman"/>
+        </w:rPr>
+        <w:t>¬</w:t>
+      </w:r>
+      <w:r>
+        <w:rPr>
+          <w:rFonts w:ascii="Times New Roman" w:hAnsi="Times New Roman" w:cs="Times New Roman"/>
+        </w:rPr>
+        <w:t xml:space="preserve"> </w:t>
+      </w:r>
+      <w:r>
+        <w:rPr>
+          <w:lang w:val="en-US"/>
+        </w:rPr>
+        <w:t>X</w:t>
+      </w:r>
+      <w:r>
+        <w:t>1) * (</w:t>
+      </w:r>
+      <w:r>
+        <w:rPr>
+          <w:lang w:val="en-US"/>
+        </w:rPr>
+        <w:t>X</w:t>
+      </w:r>
+      <w:r>
+        <w:t>4+</w:t>
+      </w:r>
+      <w:r>
+        <w:t xml:space="preserve"> </w:t>
+      </w:r>
+      <w:r>
+        <w:rPr>
+          <w:rFonts w:ascii="Times New Roman" w:hAnsi="Times New Roman" w:cs="Times New Roman"/>
+        </w:rPr>
+        <w:t>¬</w:t>
+      </w:r>
+      <w:r>
+        <w:rPr>
+          <w:rFonts w:ascii="Times New Roman" w:hAnsi="Times New Roman" w:cs="Times New Roman"/>
+        </w:rPr>
+        <w:t xml:space="preserve"> </w:t>
+      </w:r>
+      <w:r>
+        <w:rPr>
+          <w:lang w:val="en-US"/>
+        </w:rPr>
+        <w:t>X</w:t>
+      </w:r>
+      <w:r>
+        <w:t>3+</w:t>
+      </w:r>
+      <w:r>
+        <w:rPr>
+          <w:lang w:val="en-US"/>
+        </w:rPr>
+        <w:t>X</w:t>
+      </w:r>
+      <w:r>
+        <w:t>2+</w:t>
+      </w:r>
+      <w:r>
+        <w:rPr>
+          <w:lang w:val="en-US"/>
+        </w:rPr>
+        <w:t>X</w:t>
+      </w:r>
+      <w:r>
+        <w:t>1) * (</w:t>
+      </w:r>
+      <w:r>
+        <w:rPr>
+          <w:lang w:val="en-US"/>
+        </w:rPr>
+        <w:t>X</w:t>
+      </w:r>
+      <w:r>
+        <w:t>4+</w:t>
+      </w:r>
+      <w:r>
+        <w:t xml:space="preserve"> </w:t>
+      </w:r>
+      <w:r>
+        <w:rPr>
+          <w:rFonts w:ascii="Times New Roman" w:hAnsi="Times New Roman" w:cs="Times New Roman"/>
+        </w:rPr>
+        <w:t>¬</w:t>
+      </w:r>
+      <w:r>
+        <w:rPr>
+          <w:rFonts w:ascii="Times New Roman" w:hAnsi="Times New Roman" w:cs="Times New Roman"/>
+        </w:rPr>
+        <w:t xml:space="preserve"> </w:t>
+      </w:r>
+      <w:r>
+        <w:rPr>
+          <w:lang w:val="en-US"/>
+        </w:rPr>
+        <w:t>X</w:t>
+      </w:r>
+      <w:r>
+        <w:t>3+</w:t>
+      </w:r>
+      <w:r>
+        <w:t xml:space="preserve"> </w:t>
+      </w:r>
+      <w:r>
+        <w:rPr>
+          <w:rFonts w:ascii="Times New Roman" w:hAnsi="Times New Roman" w:cs="Times New Roman"/>
+        </w:rPr>
+        <w:t>¬</w:t>
+      </w:r>
+      <w:r>
+        <w:rPr>
+          <w:rFonts w:ascii="Times New Roman" w:hAnsi="Times New Roman" w:cs="Times New Roman"/>
+        </w:rPr>
+        <w:t xml:space="preserve"> </w:t>
+      </w:r>
+      <w:r>
+        <w:rPr>
+          <w:lang w:val="en-US"/>
+        </w:rPr>
+        <w:t>X</w:t>
+      </w:r>
+      <w:r>
+        <w:t>2+</w:t>
+      </w:r>
+      <w:r>
+        <w:t xml:space="preserve"> </w:t>
+      </w:r>
+      <w:r>
+        <w:rPr>
+          <w:rFonts w:ascii="Times New Roman" w:hAnsi="Times New Roman" w:cs="Times New Roman"/>
+        </w:rPr>
+        <w:t>¬</w:t>
+      </w:r>
+      <w:r>
+        <w:rPr>
+          <w:rFonts w:ascii="Times New Roman" w:hAnsi="Times New Roman" w:cs="Times New Roman"/>
+        </w:rPr>
+        <w:t xml:space="preserve"> </w:t>
+      </w:r>
+      <w:r>
+        <w:rPr>
+          <w:lang w:val="en-US"/>
+        </w:rPr>
+        <w:t>X</w:t>
+      </w:r>
+      <w:r>
+        <w:t>1))</w:t>
       </w:r>
     </w:p>
     <w:p>
@@ -5517,40 +6352,188 @@
         <w:jc w:val="both"/>
       </w:pPr>
       <w:r>
-        <w:rPr>
-          <w:lang w:val="en-US"/>
-        </w:rPr>
-        <w:t>d</w:t>
-      </w:r>
-      <w:r>
-        <w:t xml:space="preserve"> =</w:t>
-      </w:r>
-      <w:r>
+        <w:t xml:space="preserve">Для функции </w:t>
+      </w:r>
+      <w:r>
+        <w:rPr>
+          <w:lang w:val="en-US"/>
+        </w:rPr>
+        <w:t>e</w:t>
+      </w:r>
+      <w:r>
+        <w:t>:</w:t>
+      </w:r>
+    </w:p>
+    <w:p>
+      <w:r>
+        <w:rPr>
+          <w:lang w:val="en-US"/>
+        </w:rPr>
+        <w:t>e</w:t>
+      </w:r>
+      <w:r>
+        <w:t xml:space="preserve"> = </w:t>
+      </w:r>
+      <w:r>
+        <w:rPr>
+          <w:rFonts w:ascii="Times New Roman" w:hAnsi="Times New Roman" w:cs="Times New Roman"/>
+        </w:rPr>
+        <w:t>¬</w:t>
+      </w:r>
+      <w:r>
+        <w:t xml:space="preserve"> (</w:t>
+      </w:r>
+      <w:r>
+        <w:rPr>
+          <w:lang w:val="en-US"/>
+        </w:rPr>
+        <w:t>X</w:t>
+      </w:r>
+      <w:r>
+        <w:t>4*</w:t>
+      </w:r>
+      <w:r>
+        <w:rPr>
+          <w:lang w:val="en-US"/>
+        </w:rPr>
+        <w:t>X</w:t>
+      </w:r>
+      <w:r>
+        <w:t>3*</w:t>
+      </w:r>
+      <w:r>
+        <w:rPr>
+          <w:lang w:val="en-US"/>
+        </w:rPr>
+        <w:t>X</w:t>
+      </w:r>
+      <w:r>
+        <w:t>2*</w:t>
+      </w:r>
+      <w:r>
+        <w:rPr>
+          <w:lang w:val="en-US"/>
+        </w:rPr>
+        <w:t>X</w:t>
+      </w:r>
+      <w:r>
+        <w:t xml:space="preserve">1 + </w:t>
+      </w:r>
+      <w:r>
+        <w:rPr>
+          <w:lang w:val="en-US"/>
+        </w:rPr>
+        <w:t>X</w:t>
+      </w:r>
+      <w:r>
+        <w:t>4*</w:t>
+      </w:r>
+      <w:r>
+        <w:rPr>
+          <w:lang w:val="en-US"/>
+        </w:rPr>
+        <w:t>X</w:t>
+      </w:r>
+      <w:r>
+        <w:t xml:space="preserve">3* </w:t>
+      </w:r>
+      <w:r>
+        <w:rPr>
+          <w:rFonts w:ascii="Times New Roman" w:hAnsi="Times New Roman" w:cs="Times New Roman"/>
+        </w:rPr>
+        <w:t xml:space="preserve">¬ </w:t>
+      </w:r>
+      <w:r>
+        <w:rPr>
+          <w:lang w:val="en-US"/>
+        </w:rPr>
+        <w:t>X</w:t>
+      </w:r>
+      <w:r>
+        <w:t>2*</w:t>
+      </w:r>
+      <w:r>
+        <w:rPr>
+          <w:lang w:val="en-US"/>
+        </w:rPr>
+        <w:t>X</w:t>
+      </w:r>
+      <w:r>
+        <w:t xml:space="preserve">1 + </w:t>
+      </w:r>
+      <w:r>
+        <w:rPr>
+          <w:lang w:val="en-US"/>
+        </w:rPr>
+        <w:t>X</w:t>
+      </w:r>
+      <w:r>
+        <w:t xml:space="preserve">4* </w:t>
+      </w:r>
+      <w:r>
+        <w:rPr>
+          <w:rFonts w:ascii="Times New Roman" w:hAnsi="Times New Roman" w:cs="Times New Roman"/>
+        </w:rPr>
+        <w:t xml:space="preserve">¬ </w:t>
+      </w:r>
+      <w:r>
+        <w:rPr>
+          <w:lang w:val="en-US"/>
+        </w:rPr>
+        <w:t>X</w:t>
+      </w:r>
+      <w:r>
+        <w:t xml:space="preserve">3* </w:t>
+      </w:r>
+      <w:r>
+        <w:rPr>
+          <w:rFonts w:ascii="Times New Roman" w:hAnsi="Times New Roman" w:cs="Times New Roman"/>
+        </w:rPr>
+        <w:t xml:space="preserve">¬ </w:t>
+      </w:r>
+      <w:r>
+        <w:rPr>
+          <w:lang w:val="en-US"/>
+        </w:rPr>
+        <w:t>X</w:t>
+      </w:r>
+      <w:r>
+        <w:t>2*</w:t>
+      </w:r>
+      <w:r>
+        <w:rPr>
+          <w:lang w:val="en-US"/>
+        </w:rPr>
+        <w:t>X</w:t>
+      </w:r>
+      <w:r>
+        <w:t xml:space="preserve">1 </w:t>
+      </w:r>
+      <w:proofErr w:type="gramStart"/>
+      <w:r>
+        <w:t xml:space="preserve">+  </w:t>
+      </w:r>
+      <w:r>
+        <w:rPr>
+          <w:rFonts w:ascii="Times New Roman" w:hAnsi="Times New Roman" w:cs="Times New Roman"/>
+        </w:rPr>
+        <w:t>¬</w:t>
+      </w:r>
+      <w:proofErr w:type="gramEnd"/>
+      <w:r>
+        <w:rPr>
+          <w:rFonts w:ascii="Times New Roman" w:hAnsi="Times New Roman" w:cs="Times New Roman"/>
+        </w:rPr>
         <w:t xml:space="preserve"> </w:t>
       </w:r>
       <w:r>
         <w:rPr>
-          <w:rFonts w:ascii="Times New Roman" w:hAnsi="Times New Roman" w:cs="Times New Roman"/>
-        </w:rPr>
-        <w:t>¬</w:t>
-      </w:r>
-      <w:r>
-        <w:rPr>
-          <w:rFonts w:ascii="Times New Roman" w:hAnsi="Times New Roman" w:cs="Times New Roman"/>
-        </w:rPr>
-        <w:t xml:space="preserve"> </w:t>
-      </w:r>
-      <w:r>
-        <w:t>((</w:t>
-      </w:r>
-      <w:r>
-        <w:rPr>
           <w:lang w:val="en-US"/>
         </w:rPr>
         <w:t>X</w:t>
       </w:r>
       <w:r>
-        <w:t>4+</w:t>
+        <w:t>4*</w:t>
       </w:r>
       <w:r>
         <w:rPr>
@@ -5559,7 +6542,7 @@
         <w:t>X</w:t>
       </w:r>
       <w:r>
-        <w:t>3+</w:t>
+        <w:t>3*</w:t>
       </w:r>
       <w:r>
         <w:rPr>
@@ -5568,22 +6551,7 @@
         <w:t>X</w:t>
       </w:r>
       <w:r>
-        <w:t>2+</w:t>
-      </w:r>
-      <w:r>
-        <w:t xml:space="preserve"> </w:t>
-      </w:r>
-      <w:r>
-        <w:rPr>
-          <w:rFonts w:ascii="Times New Roman" w:hAnsi="Times New Roman" w:cs="Times New Roman"/>
-        </w:rPr>
-        <w:t>¬</w:t>
-      </w:r>
-      <w:r>
-        <w:rPr>
-          <w:rFonts w:ascii="Times New Roman" w:hAnsi="Times New Roman" w:cs="Times New Roman"/>
-        </w:rPr>
-        <w:t xml:space="preserve"> </w:t>
+        <w:t>2*</w:t>
       </w:r>
       <w:r>
         <w:rPr>
@@ -5592,151 +6560,7 @@
         <w:t>X</w:t>
       </w:r>
       <w:r>
-        <w:t>1</w:t>
-      </w:r>
-      <w:r>
-        <w:t>) * (</w:t>
-      </w:r>
-      <w:r>
-        <w:rPr>
-          <w:lang w:val="en-US"/>
-        </w:rPr>
-        <w:t>X</w:t>
-      </w:r>
-      <w:r>
-        <w:t>4+</w:t>
-      </w:r>
-      <w:r>
-        <w:t xml:space="preserve"> </w:t>
-      </w:r>
-      <w:r>
-        <w:rPr>
-          <w:rFonts w:ascii="Times New Roman" w:hAnsi="Times New Roman" w:cs="Times New Roman"/>
-        </w:rPr>
-        <w:t>¬</w:t>
-      </w:r>
-      <w:r>
-        <w:rPr>
-          <w:rFonts w:ascii="Times New Roman" w:hAnsi="Times New Roman" w:cs="Times New Roman"/>
-        </w:rPr>
-        <w:t xml:space="preserve"> </w:t>
-      </w:r>
-      <w:r>
-        <w:rPr>
-          <w:lang w:val="en-US"/>
-        </w:rPr>
-        <w:t>X</w:t>
-      </w:r>
-      <w:r>
-        <w:t>3</w:t>
-      </w:r>
-      <w:r>
-        <w:t>+</w:t>
-      </w:r>
-      <w:r>
-        <w:rPr>
-          <w:lang w:val="en-US"/>
-        </w:rPr>
-        <w:t>X</w:t>
-      </w:r>
-      <w:r>
-        <w:t>2+</w:t>
-      </w:r>
-      <w:r>
-        <w:rPr>
-          <w:lang w:val="en-US"/>
-        </w:rPr>
-        <w:t>X</w:t>
-      </w:r>
-      <w:r>
-        <w:t>1) * (</w:t>
-      </w:r>
-      <w:r>
-        <w:rPr>
-          <w:lang w:val="en-US"/>
-        </w:rPr>
-        <w:t>X</w:t>
-      </w:r>
-      <w:r>
-        <w:t>4+</w:t>
-      </w:r>
-      <w:r>
-        <w:t xml:space="preserve"> </w:t>
-      </w:r>
-      <w:r>
-        <w:rPr>
-          <w:rFonts w:ascii="Times New Roman" w:hAnsi="Times New Roman" w:cs="Times New Roman"/>
-        </w:rPr>
-        <w:t>¬</w:t>
-      </w:r>
-      <w:r>
-        <w:rPr>
-          <w:rFonts w:ascii="Times New Roman" w:hAnsi="Times New Roman" w:cs="Times New Roman"/>
-        </w:rPr>
-        <w:t xml:space="preserve"> </w:t>
-      </w:r>
-      <w:r>
-        <w:rPr>
-          <w:lang w:val="en-US"/>
-        </w:rPr>
-        <w:t>X</w:t>
-      </w:r>
-      <w:r>
-        <w:t>3</w:t>
-      </w:r>
-      <w:r>
-        <w:t>+</w:t>
-      </w:r>
-      <w:r>
-        <w:t xml:space="preserve"> </w:t>
-      </w:r>
-      <w:r>
-        <w:rPr>
-          <w:rFonts w:ascii="Times New Roman" w:hAnsi="Times New Roman" w:cs="Times New Roman"/>
-        </w:rPr>
-        <w:t>¬</w:t>
-      </w:r>
-      <w:r>
-        <w:rPr>
-          <w:rFonts w:ascii="Times New Roman" w:hAnsi="Times New Roman" w:cs="Times New Roman"/>
-        </w:rPr>
-        <w:t xml:space="preserve"> </w:t>
-      </w:r>
-      <w:r>
-        <w:rPr>
-          <w:lang w:val="en-US"/>
-        </w:rPr>
-        <w:t>X</w:t>
-      </w:r>
-      <w:r>
-        <w:t>2</w:t>
-      </w:r>
-      <w:r>
-        <w:t>+</w:t>
-      </w:r>
-      <w:r>
-        <w:t xml:space="preserve"> </w:t>
-      </w:r>
-      <w:r>
-        <w:rPr>
-          <w:rFonts w:ascii="Times New Roman" w:hAnsi="Times New Roman" w:cs="Times New Roman"/>
-        </w:rPr>
-        <w:t>¬</w:t>
-      </w:r>
-      <w:r>
-        <w:rPr>
-          <w:rFonts w:ascii="Times New Roman" w:hAnsi="Times New Roman" w:cs="Times New Roman"/>
-        </w:rPr>
-        <w:t xml:space="preserve"> </w:t>
-      </w:r>
-      <w:r>
-        <w:rPr>
-          <w:lang w:val="en-US"/>
-        </w:rPr>
-        <w:t>X</w:t>
-      </w:r>
-      <w:r>
-        <w:t>1))</w:t>
+        <w:t>1)</w:t>
       </w:r>
     </w:p>
     <w:p>
@@ -5750,151 +6574,10 @@
         <w:rPr>
           <w:lang w:val="en-US"/>
         </w:rPr>
-        <w:t>e</w:t>
+        <w:t>f</w:t>
       </w:r>
       <w:r>
         <w:t>:</w:t>
-      </w:r>
-    </w:p>
-    <w:p>
-      <w:pPr>
-        <w:rPr>
-          <w:lang w:val="en-US"/>
-        </w:rPr>
-      </w:pPr>
-      <w:r>
-        <w:rPr>
-          <w:lang w:val="en-US"/>
-        </w:rPr>
-        <w:t>e</w:t>
-      </w:r>
-      <w:r>
-        <w:rPr>
-          <w:lang w:val="en-US"/>
-        </w:rPr>
-        <w:t xml:space="preserve"> =</w:t>
-      </w:r>
-      <w:r>
-        <w:rPr>
-          <w:lang w:val="en-US"/>
-        </w:rPr>
-        <w:t xml:space="preserve"> </w:t>
-      </w:r>
-      <w:r>
-        <w:rPr>
-          <w:rFonts w:ascii="Times New Roman" w:hAnsi="Times New Roman" w:cs="Times New Roman"/>
-          <w:lang w:val="en-US"/>
-        </w:rPr>
-        <w:t>¬</w:t>
-      </w:r>
-      <w:r>
-        <w:rPr>
-          <w:lang w:val="en-US"/>
-        </w:rPr>
-        <w:t xml:space="preserve"> (X4*X3*X2*X1 + X4*X3*</w:t>
-      </w:r>
-      <w:r>
-        <w:rPr>
-          <w:lang w:val="en-US"/>
-        </w:rPr>
-        <w:t xml:space="preserve"> </w:t>
-      </w:r>
-      <w:r>
-        <w:rPr>
-          <w:rFonts w:ascii="Times New Roman" w:hAnsi="Times New Roman" w:cs="Times New Roman"/>
-          <w:lang w:val="en-US"/>
-        </w:rPr>
-        <w:t xml:space="preserve">¬ </w:t>
-      </w:r>
-      <w:r>
-        <w:rPr>
-          <w:lang w:val="en-US"/>
-        </w:rPr>
-        <w:t>X2</w:t>
-      </w:r>
-      <w:r>
-        <w:rPr>
-          <w:lang w:val="en-US"/>
-        </w:rPr>
-        <w:t xml:space="preserve">*X1 </w:t>
-      </w:r>
-      <w:r>
-        <w:rPr>
-          <w:lang w:val="en-US"/>
-        </w:rPr>
-        <w:t>+ X4*</w:t>
-      </w:r>
-      <w:r>
-        <w:rPr>
-          <w:lang w:val="en-US"/>
-        </w:rPr>
-        <w:t xml:space="preserve"> </w:t>
-      </w:r>
-      <w:r>
-        <w:rPr>
-          <w:rFonts w:ascii="Times New Roman" w:hAnsi="Times New Roman" w:cs="Times New Roman"/>
-          <w:lang w:val="en-US"/>
-        </w:rPr>
-        <w:t xml:space="preserve">¬ </w:t>
-      </w:r>
-      <w:r>
-        <w:rPr>
-          <w:lang w:val="en-US"/>
-        </w:rPr>
-        <w:t>X3*</w:t>
-      </w:r>
-      <w:r>
-        <w:rPr>
-          <w:lang w:val="en-US"/>
-        </w:rPr>
-        <w:t xml:space="preserve"> </w:t>
-      </w:r>
-      <w:r>
-        <w:rPr>
-          <w:rFonts w:ascii="Times New Roman" w:hAnsi="Times New Roman" w:cs="Times New Roman"/>
-          <w:lang w:val="en-US"/>
-        </w:rPr>
-        <w:t xml:space="preserve">¬ </w:t>
-      </w:r>
-      <w:r>
-        <w:rPr>
-          <w:lang w:val="en-US"/>
-        </w:rPr>
-        <w:t xml:space="preserve">X2*X1 </w:t>
-      </w:r>
-      <w:proofErr w:type="gramStart"/>
-      <w:r>
-        <w:rPr>
-          <w:lang w:val="en-US"/>
-        </w:rPr>
-        <w:t xml:space="preserve">+ </w:t>
-      </w:r>
-      <w:r>
-        <w:rPr>
-          <w:lang w:val="en-US"/>
-        </w:rPr>
-        <w:t xml:space="preserve"> </w:t>
-      </w:r>
-      <w:r>
-        <w:rPr>
-          <w:rFonts w:ascii="Times New Roman" w:hAnsi="Times New Roman" w:cs="Times New Roman"/>
-          <w:lang w:val="en-US"/>
-        </w:rPr>
-        <w:t>¬</w:t>
-      </w:r>
-      <w:proofErr w:type="gramEnd"/>
-      <w:r>
-        <w:rPr>
-          <w:rFonts w:ascii="Times New Roman" w:hAnsi="Times New Roman" w:cs="Times New Roman"/>
-          <w:lang w:val="en-US"/>
-        </w:rPr>
-        <w:t xml:space="preserve"> </w:t>
-      </w:r>
-      <w:r>
-        <w:rPr>
-          <w:lang w:val="en-US"/>
-        </w:rPr>
-        <w:t>X4*X3*X2*X1)</w:t>
       </w:r>
     </w:p>
     <w:p>
@@ -5902,66 +6585,30 @@
         <w:jc w:val="both"/>
       </w:pPr>
       <w:r>
-        <w:t xml:space="preserve">Для функции </w:t>
-      </w:r>
-      <w:r>
         <w:rPr>
           <w:lang w:val="en-US"/>
         </w:rPr>
         <w:t>f</w:t>
       </w:r>
       <w:r>
-        <w:t>:</w:t>
-      </w:r>
-    </w:p>
-    <w:p>
-      <w:pPr>
-        <w:jc w:val="both"/>
-        <w:rPr>
-          <w:lang w:val="en-US"/>
-        </w:rPr>
-      </w:pPr>
-      <w:r>
-        <w:rPr>
-          <w:lang w:val="en-US"/>
-        </w:rPr>
-        <w:t>f</w:t>
-      </w:r>
-      <w:r>
-        <w:rPr>
-          <w:lang w:val="en-US"/>
-        </w:rPr>
-        <w:t xml:space="preserve"> =</w:t>
-      </w:r>
-      <w:r>
-        <w:rPr>
-          <w:lang w:val="en-US"/>
-        </w:rPr>
-        <w:t xml:space="preserve"> </w:t>
+        <w:t xml:space="preserve"> = </w:t>
       </w:r>
       <w:r>
         <w:rPr>
           <w:rFonts w:ascii="Times New Roman" w:hAnsi="Times New Roman" w:cs="Times New Roman"/>
-          <w:lang w:val="en-US"/>
         </w:rPr>
         <w:t>¬</w:t>
       </w:r>
       <w:r>
-        <w:rPr>
-          <w:lang w:val="en-US"/>
-        </w:rPr>
-        <w:t xml:space="preserve"> </w:t>
-      </w:r>
-      <w:r>
-        <w:rPr>
-          <w:lang w:val="en-US"/>
-        </w:rPr>
-        <w:t>((X</w:t>
-      </w:r>
-      <w:r>
-        <w:rPr>
-          <w:lang w:val="en-US"/>
-        </w:rPr>
+        <w:t xml:space="preserve"> ((</w:t>
+      </w:r>
+      <w:r>
+        <w:rPr>
+          <w:lang w:val="en-US"/>
+        </w:rPr>
+        <w:t>X</w:t>
+      </w:r>
+      <w:r>
         <w:t>4+</w:t>
       </w:r>
       <w:r>
@@ -5971,9 +6618,6 @@
         <w:t>X</w:t>
       </w:r>
       <w:r>
-        <w:rPr>
-          <w:lang w:val="en-US"/>
-        </w:rPr>
         <w:t>3+</w:t>
       </w:r>
       <w:r>
@@ -5983,21 +6627,86 @@
         <w:t>X</w:t>
       </w:r>
       <w:r>
-        <w:rPr>
-          <w:lang w:val="en-US"/>
-        </w:rPr>
+        <w:t xml:space="preserve">2+ </w:t>
+      </w:r>
+      <w:r>
+        <w:rPr>
+          <w:rFonts w:ascii="Times New Roman" w:hAnsi="Times New Roman" w:cs="Times New Roman"/>
+        </w:rPr>
+        <w:t xml:space="preserve">¬ </w:t>
+      </w:r>
+      <w:r>
+        <w:rPr>
+          <w:lang w:val="en-US"/>
+        </w:rPr>
+        <w:t>X</w:t>
+      </w:r>
+      <w:r>
+        <w:t xml:space="preserve">1)*( </w:t>
+      </w:r>
+      <w:r>
+        <w:rPr>
+          <w:lang w:val="en-US"/>
+        </w:rPr>
+        <w:t>X</w:t>
+      </w:r>
+      <w:r>
+        <w:t>4+</w:t>
+      </w:r>
+      <w:r>
+        <w:rPr>
+          <w:lang w:val="en-US"/>
+        </w:rPr>
+        <w:t>X</w:t>
+      </w:r>
+      <w:r>
+        <w:t xml:space="preserve">3+ </w:t>
+      </w:r>
+      <w:r>
+        <w:rPr>
+          <w:rFonts w:ascii="Times New Roman" w:hAnsi="Times New Roman" w:cs="Times New Roman"/>
+        </w:rPr>
+        <w:t xml:space="preserve">¬ </w:t>
+      </w:r>
+      <w:r>
+        <w:rPr>
+          <w:lang w:val="en-US"/>
+        </w:rPr>
+        <w:t>X</w:t>
+      </w:r>
+      <w:r>
         <w:t>2+</w:t>
       </w:r>
       <w:r>
         <w:rPr>
           <w:lang w:val="en-US"/>
         </w:rPr>
-        <w:t xml:space="preserve"> </w:t>
+        <w:t>X</w:t>
+      </w:r>
+      <w:r>
+        <w:t xml:space="preserve">1)*( </w:t>
+      </w:r>
+      <w:r>
+        <w:rPr>
+          <w:lang w:val="en-US"/>
+        </w:rPr>
+        <w:t>X</w:t>
+      </w:r>
+      <w:r>
+        <w:t>4+</w:t>
+      </w:r>
+      <w:r>
+        <w:rPr>
+          <w:lang w:val="en-US"/>
+        </w:rPr>
+        <w:t>X</w:t>
+      </w:r>
+      <w:r>
+        <w:t xml:space="preserve">3+ </w:t>
       </w:r>
       <w:r>
         <w:rPr>
           <w:rFonts w:ascii="Times New Roman" w:hAnsi="Times New Roman" w:cs="Times New Roman"/>
-          <w:lang w:val="en-US"/>
         </w:rPr>
         <w:t xml:space="preserve">¬ </w:t>
       </w:r>
@@ -6008,22 +6717,13 @@
         <w:t>X</w:t>
       </w:r>
       <w:r>
-        <w:rPr>
-          <w:lang w:val="en-US"/>
-        </w:rPr>
-        <w:t>1</w:t>
-      </w:r>
-      <w:r>
-        <w:rPr>
-          <w:lang w:val="en-US"/>
-        </w:rPr>
-        <w:t>)*(</w:t>
-      </w:r>
-      <w:r>
-        <w:rPr>
-          <w:lang w:val="en-US"/>
-        </w:rPr>
-        <w:t xml:space="preserve"> </w:t>
+        <w:t xml:space="preserve">2+ </w:t>
+      </w:r>
+      <w:r>
+        <w:rPr>
+          <w:rFonts w:ascii="Times New Roman" w:hAnsi="Times New Roman" w:cs="Times New Roman"/>
+        </w:rPr>
+        <w:t xml:space="preserve">¬ </w:t>
       </w:r>
       <w:r>
         <w:rPr>
@@ -6032,10 +6732,7 @@
         <w:t>X</w:t>
       </w:r>
       <w:r>
-        <w:rPr>
-          <w:lang w:val="en-US"/>
-        </w:rPr>
-        <w:t>4+</w:t>
+        <w:t>1) * (</w:t>
       </w:r>
       <w:r>
         <w:rPr>
@@ -6044,21 +6741,11 @@
         <w:t>X</w:t>
       </w:r>
       <w:r>
-        <w:rPr>
-          <w:lang w:val="en-US"/>
-        </w:rPr>
-        <w:t>3+</w:t>
-      </w:r>
-      <w:r>
-        <w:rPr>
-          <w:lang w:val="en-US"/>
-        </w:rPr>
-        <w:t xml:space="preserve"> </w:t>
+        <w:t xml:space="preserve">4+ </w:t>
       </w:r>
       <w:r>
         <w:rPr>
           <w:rFonts w:ascii="Times New Roman" w:hAnsi="Times New Roman" w:cs="Times New Roman"/>
-          <w:lang w:val="en-US"/>
         </w:rPr>
         <w:t xml:space="preserve">¬ </w:t>
       </w:r>
@@ -6069,16 +6756,13 @@
         <w:t>X</w:t>
       </w:r>
       <w:r>
-        <w:rPr>
-          <w:lang w:val="en-US"/>
-        </w:rPr>
-        <w:t>2</w:t>
-      </w:r>
-      <w:r>
-        <w:rPr>
-          <w:lang w:val="en-US"/>
-        </w:rPr>
-        <w:t>+</w:t>
+        <w:t xml:space="preserve">3+ </w:t>
+      </w:r>
+      <w:r>
+        <w:rPr>
+          <w:rFonts w:ascii="Times New Roman" w:hAnsi="Times New Roman" w:cs="Times New Roman"/>
+        </w:rPr>
+        <w:t xml:space="preserve">¬ </w:t>
       </w:r>
       <w:r>
         <w:rPr>
@@ -6087,22 +6771,13 @@
         <w:t>X</w:t>
       </w:r>
       <w:r>
-        <w:rPr>
-          <w:lang w:val="en-US"/>
-        </w:rPr>
-        <w:t>1</w:t>
-      </w:r>
-      <w:r>
-        <w:rPr>
-          <w:lang w:val="en-US"/>
-        </w:rPr>
-        <w:t>)*(</w:t>
-      </w:r>
-      <w:r>
-        <w:rPr>
-          <w:lang w:val="en-US"/>
-        </w:rPr>
-        <w:t xml:space="preserve"> </w:t>
+        <w:t xml:space="preserve">2+ </w:t>
+      </w:r>
+      <w:r>
+        <w:rPr>
+          <w:rFonts w:ascii="Times New Roman" w:hAnsi="Times New Roman" w:cs="Times New Roman"/>
+        </w:rPr>
+        <w:t xml:space="preserve">¬ </w:t>
       </w:r>
       <w:r>
         <w:rPr>
@@ -6111,176 +6786,6 @@
         <w:t>X</w:t>
       </w:r>
       <w:r>
-        <w:rPr>
-          <w:lang w:val="en-US"/>
-        </w:rPr>
-        <w:t>4+</w:t>
-      </w:r>
-      <w:r>
-        <w:rPr>
-          <w:lang w:val="en-US"/>
-        </w:rPr>
-        <w:t>X</w:t>
-      </w:r>
-      <w:r>
-        <w:rPr>
-          <w:lang w:val="en-US"/>
-        </w:rPr>
-        <w:t>3+</w:t>
-      </w:r>
-      <w:r>
-        <w:rPr>
-          <w:lang w:val="en-US"/>
-        </w:rPr>
-        <w:t xml:space="preserve"> </w:t>
-      </w:r>
-      <w:r>
-        <w:rPr>
-          <w:rFonts w:ascii="Times New Roman" w:hAnsi="Times New Roman" w:cs="Times New Roman"/>
-          <w:lang w:val="en-US"/>
-        </w:rPr>
-        <w:t xml:space="preserve">¬ </w:t>
-      </w:r>
-      <w:r>
-        <w:rPr>
-          <w:lang w:val="en-US"/>
-        </w:rPr>
-        <w:t>X</w:t>
-      </w:r>
-      <w:r>
-        <w:rPr>
-          <w:lang w:val="en-US"/>
-        </w:rPr>
-        <w:t>2</w:t>
-      </w:r>
-      <w:r>
-        <w:rPr>
-          <w:lang w:val="en-US"/>
-        </w:rPr>
-        <w:t>+</w:t>
-      </w:r>
-      <w:r>
-        <w:rPr>
-          <w:lang w:val="en-US"/>
-        </w:rPr>
-        <w:t xml:space="preserve"> </w:t>
-      </w:r>
-      <w:r>
-        <w:rPr>
-          <w:rFonts w:ascii="Times New Roman" w:hAnsi="Times New Roman" w:cs="Times New Roman"/>
-          <w:lang w:val="en-US"/>
-        </w:rPr>
-        <w:t xml:space="preserve">¬ </w:t>
-      </w:r>
-      <w:r>
-        <w:rPr>
-          <w:lang w:val="en-US"/>
-        </w:rPr>
-        <w:t>X</w:t>
-      </w:r>
-      <w:r>
-        <w:rPr>
-          <w:lang w:val="en-US"/>
-        </w:rPr>
-        <w:t>1</w:t>
-      </w:r>
-      <w:r>
-        <w:rPr>
-          <w:lang w:val="en-US"/>
-        </w:rPr>
-        <w:t>) * (X</w:t>
-      </w:r>
-      <w:r>
-        <w:rPr>
-          <w:lang w:val="en-US"/>
-        </w:rPr>
-        <w:t>4+</w:t>
-      </w:r>
-      <w:r>
-        <w:rPr>
-          <w:lang w:val="en-US"/>
-        </w:rPr>
-        <w:t xml:space="preserve"> </w:t>
-      </w:r>
-      <w:r>
-        <w:rPr>
-          <w:rFonts w:ascii="Times New Roman" w:hAnsi="Times New Roman" w:cs="Times New Roman"/>
-          <w:lang w:val="en-US"/>
-        </w:rPr>
-        <w:t xml:space="preserve">¬ </w:t>
-      </w:r>
-      <w:r>
-        <w:rPr>
-          <w:lang w:val="en-US"/>
-        </w:rPr>
-        <w:t>X</w:t>
-      </w:r>
-      <w:r>
-        <w:rPr>
-          <w:lang w:val="en-US"/>
-        </w:rPr>
-        <w:t>3</w:t>
-      </w:r>
-      <w:r>
-        <w:rPr>
-          <w:lang w:val="en-US"/>
-        </w:rPr>
-        <w:t>+</w:t>
-      </w:r>
-      <w:r>
-        <w:rPr>
-          <w:lang w:val="en-US"/>
-        </w:rPr>
-        <w:t xml:space="preserve"> </w:t>
-      </w:r>
-      <w:r>
-        <w:rPr>
-          <w:rFonts w:ascii="Times New Roman" w:hAnsi="Times New Roman" w:cs="Times New Roman"/>
-          <w:lang w:val="en-US"/>
-        </w:rPr>
-        <w:t xml:space="preserve">¬ </w:t>
-      </w:r>
-      <w:r>
-        <w:rPr>
-          <w:lang w:val="en-US"/>
-        </w:rPr>
-        <w:t>X</w:t>
-      </w:r>
-      <w:r>
-        <w:rPr>
-          <w:lang w:val="en-US"/>
-        </w:rPr>
-        <w:t>2</w:t>
-      </w:r>
-      <w:r>
-        <w:rPr>
-          <w:lang w:val="en-US"/>
-        </w:rPr>
-        <w:t>+</w:t>
-      </w:r>
-      <w:r>
-        <w:rPr>
-          <w:lang w:val="en-US"/>
-        </w:rPr>
-        <w:t xml:space="preserve"> </w:t>
-      </w:r>
-      <w:r>
-        <w:rPr>
-          <w:rFonts w:ascii="Times New Roman" w:hAnsi="Times New Roman" w:cs="Times New Roman"/>
-          <w:lang w:val="en-US"/>
-        </w:rPr>
-        <w:t xml:space="preserve">¬ </w:t>
-      </w:r>
-      <w:r>
-        <w:rPr>
-          <w:lang w:val="en-US"/>
-        </w:rPr>
-        <w:t>X</w:t>
-      </w:r>
-      <w:r>
-        <w:rPr>
-          <w:lang w:val="en-US"/>
-        </w:rPr>
         <w:t>1))</w:t>
       </w:r>
     </w:p>
@@ -6318,7 +6823,111 @@
         <w:rPr>
           <w:lang w:val="en-US"/>
         </w:rPr>
-        <w:t xml:space="preserve"> =</w:t>
+        <w:t xml:space="preserve"> = </w:t>
+      </w:r>
+      <w:r>
+        <w:rPr>
+          <w:rFonts w:ascii="Times New Roman" w:hAnsi="Times New Roman" w:cs="Times New Roman"/>
+          <w:lang w:val="en-US"/>
+        </w:rPr>
+        <w:t>¬</w:t>
+      </w:r>
+      <w:r>
+        <w:rPr>
+          <w:lang w:val="en-US"/>
+        </w:rPr>
+        <w:t xml:space="preserve"> ((</w:t>
+      </w:r>
+      <w:r>
+        <w:rPr>
+          <w:lang w:val="en-US"/>
+        </w:rPr>
+        <w:t>X</w:t>
+      </w:r>
+      <w:r>
+        <w:rPr>
+          <w:lang w:val="en-US"/>
+        </w:rPr>
+        <w:t>4+</w:t>
+      </w:r>
+      <w:r>
+        <w:rPr>
+          <w:lang w:val="en-US"/>
+        </w:rPr>
+        <w:t>X</w:t>
+      </w:r>
+      <w:r>
+        <w:rPr>
+          <w:lang w:val="en-US"/>
+        </w:rPr>
+        <w:t>3+</w:t>
+      </w:r>
+      <w:r>
+        <w:rPr>
+          <w:lang w:val="en-US"/>
+        </w:rPr>
+        <w:t>X</w:t>
+      </w:r>
+      <w:r>
+        <w:rPr>
+          <w:lang w:val="en-US"/>
+        </w:rPr>
+        <w:t>2+</w:t>
+      </w:r>
+      <w:r>
+        <w:rPr>
+          <w:lang w:val="en-US"/>
+        </w:rPr>
+        <w:t>X</w:t>
+      </w:r>
+      <w:r>
+        <w:rPr>
+          <w:lang w:val="en-US"/>
+        </w:rPr>
+        <w:t>1) * (</w:t>
+      </w:r>
+      <w:r>
+        <w:rPr>
+          <w:lang w:val="en-US"/>
+        </w:rPr>
+        <w:t>X</w:t>
+      </w:r>
+      <w:r>
+        <w:rPr>
+          <w:lang w:val="en-US"/>
+        </w:rPr>
+        <w:t>4+</w:t>
+      </w:r>
+      <w:r>
+        <w:rPr>
+          <w:lang w:val="en-US"/>
+        </w:rPr>
+        <w:t>X</w:t>
+      </w:r>
+      <w:r>
+        <w:rPr>
+          <w:lang w:val="en-US"/>
+        </w:rPr>
+        <w:t>3+</w:t>
+      </w:r>
+      <w:r>
+        <w:rPr>
+          <w:lang w:val="en-US"/>
+        </w:rPr>
+        <w:t>X</w:t>
+      </w:r>
+      <w:r>
+        <w:rPr>
+          <w:lang w:val="en-US"/>
+        </w:rPr>
+        <w:t xml:space="preserve">2+ </w:t>
+      </w:r>
+      <w:r>
+        <w:rPr>
+          <w:rFonts w:ascii="Times New Roman" w:hAnsi="Times New Roman" w:cs="Times New Roman"/>
+          <w:lang w:val="en-US"/>
+        </w:rPr>
+        <w:t>¬</w:t>
       </w:r>
       <w:r>
         <w:rPr>
@@ -6328,6 +6937,30 @@
       </w:r>
       <w:r>
         <w:rPr>
+          <w:lang w:val="en-US"/>
+        </w:rPr>
+        <w:t>X</w:t>
+      </w:r>
+      <w:r>
+        <w:rPr>
+          <w:lang w:val="en-US"/>
+        </w:rPr>
+        <w:t>1) * (</w:t>
+      </w:r>
+      <w:r>
+        <w:rPr>
+          <w:lang w:val="en-US"/>
+        </w:rPr>
+        <w:t>X</w:t>
+      </w:r>
+      <w:r>
+        <w:rPr>
+          <w:lang w:val="en-US"/>
+        </w:rPr>
+        <w:t xml:space="preserve">4+ </w:t>
+      </w:r>
+      <w:r>
+        <w:rPr>
           <w:rFonts w:ascii="Times New Roman" w:hAnsi="Times New Roman" w:cs="Times New Roman"/>
           <w:lang w:val="en-US"/>
         </w:rPr>
@@ -6343,19 +6976,26 @@
         <w:rPr>
           <w:lang w:val="en-US"/>
         </w:rPr>
-        <w:t>((</w:t>
-      </w:r>
-      <w:r>
-        <w:rPr>
-          <w:lang w:val="en-US"/>
-        </w:rPr>
         <w:t>X</w:t>
       </w:r>
       <w:r>
         <w:rPr>
           <w:lang w:val="en-US"/>
         </w:rPr>
-        <w:t>4+</w:t>
+        <w:t xml:space="preserve">3+ </w:t>
+      </w:r>
+      <w:r>
+        <w:rPr>
+          <w:rFonts w:ascii="Times New Roman" w:hAnsi="Times New Roman" w:cs="Times New Roman"/>
+          <w:lang w:val="en-US"/>
+        </w:rPr>
+        <w:t>¬</w:t>
+      </w:r>
+      <w:r>
+        <w:rPr>
+          <w:lang w:val="en-US"/>
+        </w:rPr>
+        <w:t xml:space="preserve"> </w:t>
       </w:r>
       <w:r>
         <w:rPr>
@@ -6367,7 +7007,20 @@
         <w:rPr>
           <w:lang w:val="en-US"/>
         </w:rPr>
-        <w:t>3+</w:t>
+        <w:t xml:space="preserve">2+ </w:t>
+      </w:r>
+      <w:r>
+        <w:rPr>
+          <w:rFonts w:ascii="Times New Roman" w:hAnsi="Times New Roman" w:cs="Times New Roman"/>
+          <w:lang w:val="en-US"/>
+        </w:rPr>
+        <w:t>¬</w:t>
+      </w:r>
+      <w:r>
+        <w:rPr>
+          <w:lang w:val="en-US"/>
+        </w:rPr>
+        <w:t xml:space="preserve"> </w:t>
       </w:r>
       <w:r>
         <w:rPr>
@@ -6379,194 +7032,8 @@
         <w:rPr>
           <w:lang w:val="en-US"/>
         </w:rPr>
-        <w:t>2+</w:t>
-      </w:r>
-      <w:r>
-        <w:rPr>
-          <w:lang w:val="en-US"/>
-        </w:rPr>
-        <w:t>X</w:t>
-      </w:r>
-      <w:r>
-        <w:rPr>
-          <w:lang w:val="en-US"/>
-        </w:rPr>
-        <w:t>1) * (</w:t>
-      </w:r>
-      <w:r>
-        <w:rPr>
-          <w:lang w:val="en-US"/>
-        </w:rPr>
-        <w:t>X</w:t>
-      </w:r>
-      <w:r>
-        <w:rPr>
-          <w:lang w:val="en-US"/>
-        </w:rPr>
-        <w:t>4+</w:t>
-      </w:r>
-      <w:r>
-        <w:rPr>
-          <w:lang w:val="en-US"/>
-        </w:rPr>
-        <w:t>X</w:t>
-      </w:r>
-      <w:r>
-        <w:rPr>
-          <w:lang w:val="en-US"/>
-        </w:rPr>
-        <w:t>3+</w:t>
-      </w:r>
-      <w:r>
-        <w:rPr>
-          <w:lang w:val="en-US"/>
-        </w:rPr>
-        <w:t>X</w:t>
-      </w:r>
-      <w:r>
-        <w:rPr>
-          <w:lang w:val="en-US"/>
-        </w:rPr>
-        <w:t>2+</w:t>
-      </w:r>
-      <w:r>
-        <w:rPr>
-          <w:lang w:val="en-US"/>
-        </w:rPr>
-        <w:t xml:space="preserve"> </w:t>
-      </w:r>
-      <w:r>
-        <w:rPr>
-          <w:rFonts w:ascii="Times New Roman" w:hAnsi="Times New Roman" w:cs="Times New Roman"/>
-          <w:lang w:val="en-US"/>
-        </w:rPr>
-        <w:t>¬</w:t>
-      </w:r>
-      <w:r>
-        <w:rPr>
-          <w:lang w:val="en-US"/>
-        </w:rPr>
-        <w:t xml:space="preserve"> X</w:t>
-      </w:r>
-      <w:r>
-        <w:rPr>
-          <w:lang w:val="en-US"/>
-        </w:rPr>
-        <w:t>1</w:t>
-      </w:r>
-      <w:r>
-        <w:rPr>
-          <w:lang w:val="en-US"/>
-        </w:rPr>
-        <w:t>) * (</w:t>
-      </w:r>
-      <w:r>
-        <w:rPr>
-          <w:lang w:val="en-US"/>
-        </w:rPr>
-        <w:t>X</w:t>
-      </w:r>
-      <w:r>
-        <w:rPr>
-          <w:lang w:val="en-US"/>
-        </w:rPr>
-        <w:t>4+</w:t>
-      </w:r>
-      <w:r>
-        <w:rPr>
-          <w:lang w:val="en-US"/>
-        </w:rPr>
-        <w:t xml:space="preserve"> </w:t>
-      </w:r>
-      <w:r>
-        <w:rPr>
-          <w:rFonts w:ascii="Times New Roman" w:hAnsi="Times New Roman" w:cs="Times New Roman"/>
-          <w:lang w:val="en-US"/>
-        </w:rPr>
-        <w:t>¬</w:t>
-      </w:r>
-      <w:r>
-        <w:rPr>
-          <w:lang w:val="en-US"/>
-        </w:rPr>
-        <w:t xml:space="preserve"> X</w:t>
-      </w:r>
-      <w:r>
-        <w:rPr>
-          <w:lang w:val="en-US"/>
-        </w:rPr>
-        <w:t>3</w:t>
-      </w:r>
-      <w:r>
-        <w:rPr>
-          <w:lang w:val="en-US"/>
-        </w:rPr>
-        <w:t>+</w:t>
-      </w:r>
-      <w:r>
-        <w:rPr>
-          <w:lang w:val="en-US"/>
-        </w:rPr>
-        <w:t xml:space="preserve"> </w:t>
-      </w:r>
-      <w:r>
-        <w:rPr>
-          <w:rFonts w:ascii="Times New Roman" w:hAnsi="Times New Roman" w:cs="Times New Roman"/>
-          <w:lang w:val="en-US"/>
-        </w:rPr>
-        <w:t>¬</w:t>
-      </w:r>
-      <w:r>
-        <w:rPr>
-          <w:lang w:val="en-US"/>
-        </w:rPr>
-        <w:t xml:space="preserve"> X</w:t>
-      </w:r>
-      <w:r>
-        <w:rPr>
-          <w:lang w:val="en-US"/>
-        </w:rPr>
-        <w:t>2+</w:t>
-      </w:r>
-      <w:r>
-        <w:rPr>
-          <w:lang w:val="en-US"/>
-        </w:rPr>
-        <w:t xml:space="preserve"> </w:t>
-      </w:r>
-      <w:r>
-        <w:rPr>
-          <w:rFonts w:ascii="Times New Roman" w:hAnsi="Times New Roman" w:cs="Times New Roman"/>
-          <w:lang w:val="en-US"/>
-        </w:rPr>
-        <w:t>¬</w:t>
-      </w:r>
-      <w:r>
-        <w:rPr>
-          <w:lang w:val="en-US"/>
-        </w:rPr>
-        <w:t xml:space="preserve"> X</w:t>
-      </w:r>
-      <w:r>
-        <w:rPr>
-          <w:lang w:val="en-US"/>
-        </w:rPr>
-        <w:t>1</w:t>
-      </w:r>
-      <w:r>
-        <w:rPr>
-          <w:lang w:val="en-US"/>
-        </w:rPr>
-        <w:t>))</w:t>
-      </w:r>
-    </w:p>
-    <w:p>
-      <w:pPr>
-        <w:jc w:val="both"/>
-        <w:rPr>
-          <w:lang w:val="en-US"/>
-        </w:rPr>
-      </w:pPr>
+        <w:t>1))</w:t>
+      </w:r>
     </w:p>
     <w:sectPr>
       <w:pgSz w:w="11906" w:h="16838"/>
